--- a/ML_System_Design/ML_SD_M21_Projects.docx
+++ b/ML_System_Design/ML_SD_M21_Projects.docx
@@ -691,7 +691,7 @@
       <w:r>
         <w:drawing>
           <wp:inline>
-            <wp:extent cx="5334000" cy="2464904"/>
+            <wp:extent cx="5727700" cy="2646837"/>
             <wp:effectExtent b="0" l="0" r="0" t="0"/>
             <wp:docPr descr="Two-stage recommender architecture: a two-tower retrieval model generates a few hundred candidates from millions of items via an ANN index, then a ranking model scores and orders them into a final top-10 list served to the user." title="" id="11" name="Picture"/>
             <a:graphic>
@@ -712,7 +712,7 @@
                   <pic:spPr bwMode="auto">
                     <a:xfrm>
                       <a:off x="0" y="0"/>
-                      <a:ext cx="5334000" cy="2464904"/>
+                      <a:ext cx="5727700" cy="2646837"/>
                     </a:xfrm>
                     <a:prstGeom prst="rect">
                       <a:avLst/>
@@ -2105,7 +2105,7 @@
       <w:r>
         <w:drawing>
           <wp:inline>
-            <wp:extent cx="5334000" cy="2205945"/>
+            <wp:extent cx="5727700" cy="2368765"/>
             <wp:effectExtent b="0" l="0" r="0" t="0"/>
             <wp:docPr descr="Semantic search architecture: documents are embedded by an encoder model and stored in a vector index (FAISS/HNSW); at query time the query is embedded and the nearest-neighbour vectors are retrieved and returned as ranked results." title="" id="21" name="Picture"/>
             <a:graphic>
@@ -2126,7 +2126,7 @@
                   <pic:spPr bwMode="auto">
                     <a:xfrm>
                       <a:off x="0" y="0"/>
-                      <a:ext cx="5334000" cy="2205945"/>
+                      <a:ext cx="5727700" cy="2368765"/>
                     </a:xfrm>
                     <a:prstGeom prst="rect">
                       <a:avLst/>
@@ -3248,7 +3248,7 @@
       <w:r>
         <w:drawing>
           <wp:inline>
-            <wp:extent cx="5334000" cy="2570269"/>
+            <wp:extent cx="5727700" cy="2759979"/>
             <wp:effectExtent b="0" l="0" r="0" t="0"/>
             <wp:docPr descr="RAG chatbot architecture: documents are chunked, embedded and stored in a vector store; a user question is embedded, relevant chunks are retrieved, combined with the question into a prompt, and an LLM generates a grounded answer with citations; an eval harness scores faithfulness and relevance." title="" id="31" name="Picture"/>
             <a:graphic>
@@ -3269,7 +3269,7 @@
                   <pic:spPr bwMode="auto">
                     <a:xfrm>
                       <a:off x="0" y="0"/>
-                      <a:ext cx="5334000" cy="2570269"/>
+                      <a:ext cx="5727700" cy="2759979"/>
                     </a:xfrm>
                     <a:prstGeom prst="rect">
                       <a:avLst/>
@@ -4605,7 +4605,7 @@
       <w:r>
         <w:drawing>
           <wp:inline>
-            <wp:extent cx="5334000" cy="2346833"/>
+            <wp:extent cx="5727700" cy="2520052"/>
             <wp:effectExtent b="0" l="0" r="0" t="0"/>
             <wp:docPr descr="Real-time fraud pipeline: transaction events flow through Kafka into a Flink streaming job that computes windowed aggregate features written to an online store; a scoring service reads features, runs the fraud model, and returns allow/block/review decisions with alerting and feedback to retraining." title="" id="41" name="Picture"/>
             <a:graphic>
@@ -4626,7 +4626,7 @@
                   <pic:spPr bwMode="auto">
                     <a:xfrm>
                       <a:off x="0" y="0"/>
-                      <a:ext cx="5334000" cy="2346833"/>
+                      <a:ext cx="5727700" cy="2520052"/>
                     </a:xfrm>
                     <a:prstGeom prst="rect">
                       <a:avLst/>
@@ -5835,7 +5835,7 @@
       <w:r>
         <w:drawing>
           <wp:inline>
-            <wp:extent cx="5334000" cy="2508530"/>
+            <wp:extent cx="5727700" cy="2693684"/>
             <wp:effectExtent b="0" l="0" r="0" t="0"/>
             <wp:docPr descr="Feature store architecture: raw data feeds feature pipelines that materialize features into both an offline store (historical, for point-in-time training joins) and an online store (low-latency key-value, for serving); a shared feature definition guarantees training and serving use identical logic." title="" id="51" name="Picture"/>
             <a:graphic>
@@ -5856,7 +5856,7 @@
                   <pic:spPr bwMode="auto">
                     <a:xfrm>
                       <a:off x="0" y="0"/>
-                      <a:ext cx="5334000" cy="2508530"/>
+                      <a:ext cx="5727700" cy="2693684"/>
                     </a:xfrm>
                     <a:prstGeom prst="rect">
                       <a:avLst/>
@@ -6963,7 +6963,7 @@
       <w:r>
         <w:drawing>
           <wp:inline>
-            <wp:extent cx="5334000" cy="2624666"/>
+            <wp:extent cx="5727700" cy="2818392"/>
             <wp:effectExtent b="0" l="0" r="0" t="0"/>
             <wp:docPr descr="A/B testing and monitoring dashboard: incoming traffic is split by a deterministic hash into control and treatment variants, each served by a different model; outcomes are logged, aggregated into metrics with confidence intervals, and displayed on a dashboard tracking business KPIs, model performance, and drift." title="" id="61" name="Picture"/>
             <a:graphic>
@@ -6984,7 +6984,7 @@
                   <pic:spPr bwMode="auto">
                     <a:xfrm>
                       <a:off x="0" y="0"/>
-                      <a:ext cx="5334000" cy="2624666"/>
+                      <a:ext cx="5727700" cy="2818392"/>
                     </a:xfrm>
                     <a:prstGeom prst="rect">
                       <a:avLst/>
@@ -8473,7 +8473,7 @@
       <w:r>
         <w:drawing>
           <wp:inline>
-            <wp:extent cx="5334000" cy="2633374"/>
+            <wp:extent cx="5727700" cy="2827743"/>
             <wp:effectExtent b="0" l="0" r="0" t="0"/>
             <wp:docPr descr="LLM serving architecture: incoming requests hit a cache layer (exact and semantic); misses enter a dynamic batching queue that groups requests for the GPU-backed model server with KV-cache and continuous batching; generated tokens stream back and populate the cache." title="" id="71" name="Picture"/>
             <a:graphic>
@@ -8494,7 +8494,7 @@
                   <pic:spPr bwMode="auto">
                     <a:xfrm>
                       <a:off x="0" y="0"/>
-                      <a:ext cx="5334000" cy="2633374"/>
+                      <a:ext cx="5727700" cy="2827743"/>
                     </a:xfrm>
                     <a:prstGeom prst="rect">
                       <a:avLst/>
@@ -12531,6 +12531,8 @@
       <w:footnotePr>
         <w:numRestart w:val="eachSect"/>
       </w:footnotePr>
+      <w:pgSz w:h="16838" w:w="11906"/>
+      <w:pgMar w:bottom="1440" w:footer="720" w:gutter="0" w:header="720" w:left="1440" w:right="1440" w:top="1440"/>
     </w:sectPr>
   </w:body>
 </w:document>
